--- a/RFI-Docs/6-20-24 BBC--FDA advisors voted against MDMA therapy – researchers are still fighting for it.docx
+++ b/RFI-Docs/6-20-24 BBC--FDA advisors voted against MDMA therapy – researchers are still fighting for it.docx
@@ -4,37 +4,144 @@
   <w:body>
     <w:p>
       <w:pPr>
-        <w:rPr>
-          <w:rFonts w:ascii="Arial" w:hAnsi="Arial" w:cs="Arial"/>
-          <w:sz w:val="28"/>
-          <w:szCs w:val="28"/>
-        </w:rPr>
-      </w:pPr>
-      <w:r>
-        <w:rPr>
-          <w:rFonts w:ascii="Arial" w:hAnsi="Arial" w:cs="Arial"/>
-          <w:sz w:val="28"/>
-          <w:szCs w:val="28"/>
-        </w:rPr>
-        <w:t>BBC: FDA advisors voted against MDMA therapy – researchers are still fighting for it</w:t>
-      </w:r>
-    </w:p>
-    <w:p>
-      <w:pPr>
-        <w:rPr>
-          <w:rFonts w:ascii="Arial" w:hAnsi="Arial" w:cs="Arial"/>
-          <w:sz w:val="28"/>
-          <w:szCs w:val="28"/>
-        </w:rPr>
-      </w:pPr>
-      <w:r>
-        <w:rPr>
-          <w:rFonts w:ascii="Arial" w:hAnsi="Arial" w:cs="Arial"/>
-          <w:sz w:val="28"/>
-          <w:szCs w:val="28"/>
-        </w:rPr>
-        <w:t>June 20, 2024</w:t>
-      </w:r>
+        <w:jc w:val="left"/>
+      </w:pPr>
+      <w:r>
+        <w:rPr>
+          <w:color w:val="646464"/>
+          <w:sz w:val="18"/>
+        </w:rPr>
+        <w:t>Document: 6-20-24 BBC--FDA advisors voted against MDMA therapy – researchers are still fighting for it.docx</w:t>
+      </w:r>
+    </w:p>
+    <w:p>
+      <w:pPr>
+        <w:jc w:val="left"/>
+      </w:pPr>
+      <w:r>
+        <w:rPr>
+          <w:color w:val="646464"/>
+          <w:sz w:val="18"/>
+        </w:rPr>
+        <w:t>Title: BBC 6-20-24--FDA advisors voted against MDMA therapy: researchers are still fighting for it</w:t>
+      </w:r>
+    </w:p>
+    <w:p>
+      <w:pPr>
+        <w:jc w:val="left"/>
+      </w:pPr>
+      <w:r>
+        <w:rPr>
+          <w:color w:val="646464"/>
+          <w:sz w:val="18"/>
+        </w:rPr>
+        <w:t>Topic: Psychedelics | Type: News Articles</w:t>
+      </w:r>
+    </w:p>
+    <w:p>
+      <w:pPr>
+        <w:jc w:val="left"/>
+      </w:pPr>
+      <w:r>
+        <w:rPr>
+          <w:color w:val="646464"/>
+          <w:sz w:val="18"/>
+        </w:rPr>
+        <w:t>Created: 2024-06-24 | By: Richman, Michael (VACO)</w:t>
+      </w:r>
+    </w:p>
+    <w:p>
+      <w:pPr>
+        <w:jc w:val="left"/>
+      </w:pPr>
+      <w:r>
+        <w:rPr>
+          <w:color w:val="646464"/>
+          <w:sz w:val="18"/>
+        </w:rPr>
+        <w:t>Modified: 2024-07-19 | By: Richman, Michael (VACO)</w:t>
+      </w:r>
+    </w:p>
+    <w:p>
+      <w:pPr>
+        <w:jc w:val="left"/>
+      </w:pPr>
+      <w:r>
+        <w:rPr>
+          <w:color w:val="C8C8C8"/>
+          <w:sz w:val="16"/>
+        </w:rPr>
+        <w:t>────────────────────────────────────────────────────────────────────────────────</w:t>
+      </w:r>
+    </w:p>
+    <w:p>
+      <w:pPr>
+        <w:jc w:val="left"/>
+      </w:pPr>
+      <w:r/>
+    </w:p>
+    <w:p>
+      <w:pPr>
+        <w:jc w:val="left"/>
+      </w:pPr>
+      <w:r>
+        <w:rPr>
+          <w:color w:val="646464"/>
+          <w:sz w:val="18"/>
+        </w:rPr>
+        <w:t>Topic: Psychedelics | Type: News Articles</w:t>
+      </w:r>
+    </w:p>
+    <w:p>
+      <w:pPr>
+        <w:jc w:val="left"/>
+      </w:pPr>
+      <w:r>
+        <w:rPr>
+          <w:color w:val="646464"/>
+          <w:sz w:val="18"/>
+        </w:rPr>
+        <w:t>Created: 2024-06-24 | By: Richman, Michael (VACO)</w:t>
+      </w:r>
+    </w:p>
+    <w:p>
+      <w:pPr>
+        <w:jc w:val="left"/>
+      </w:pPr>
+      <w:r>
+        <w:rPr>
+          <w:color w:val="646464"/>
+          <w:sz w:val="18"/>
+        </w:rPr>
+        <w:t>Modified: 2024-07-19 | By: Richman, Michael (VACO)</w:t>
+      </w:r>
+    </w:p>
+    <w:p>
+      <w:pPr>
+        <w:jc w:val="left"/>
+        <w:rPr>
+          <w:rFonts w:ascii="Arial" w:hAnsi="Arial" w:cs="Arial"/>
+          <w:sz w:val="28"/>
+          <w:szCs w:val="28"/>
+        </w:rPr>
+      </w:pPr>
+      <w:r>
+        <w:rPr>
+          <w:color w:val="C8C8C8"/>
+          <w:sz w:val="16"/>
+        </w:rPr>
+        <w:t>────────────────────────────────────────────────────────────────────────────────</w:t>
+      </w:r>
+    </w:p>
+    <w:p>
+      <w:pPr>
+        <w:rPr>
+          <w:rFonts w:ascii="Arial" w:hAnsi="Arial" w:cs="Arial"/>
+          <w:sz w:val="28"/>
+          <w:szCs w:val="28"/>
+        </w:rPr>
+      </w:pPr>
+      <w:r/>
     </w:p>
     <w:p>
       <w:pPr>
